--- a/docs/deliverables/out/Drop-2_Independent/TestPlans/BIBS_TestPlan_BRD-08_Employee_Benefits_Summary_v1.0.docx
+++ b/docs/deliverables/out/Drop-2_Independent/TestPlans/BIBS_TestPlan_BRD-08_Employee_Benefits_Summary_v1.0.docx
@@ -5447,7 +5447,7 @@
     <w:p>
       <w:r>
         <w:rPr/>
-        <w:t>EB is not built, so no demo seed provides the data yet. The test lead prepares each set on SIT as its source column says; portal users are provisioned in scenario SC-EB-02 and reused by the later scenarios. When the modules are built, the sets become a demo seed.</w:t>
+        <w:t>EB is not built, so no seed provides the data yet. The test lead prepares each set on SIT as its source column says; portal users are provisioned in scenario SC-EB-02 and reused by the later scenarios. When the modules are built, the sets become a seed data.</w:t>
       </w:r>
     </w:p>
     <w:p>
@@ -26226,7 +26226,7 @@
               <w:rPr>
                 <w:sz w:val="18"/>
               </w:rPr>
-              <w:t>The values are parameters and rules; the cases use the defaults and demo values and are re-run with BDOI's values</w:t>
+              <w:t>The values are parameters and rules; the cases use the defaults and seed values and are re-run with BDOI's values</w:t>
             </w:r>
           </w:p>
         </w:tc>
@@ -27357,7 +27357,7 @@
               <w:rPr>
                 <w:sz w:val="17"/>
               </w:rPr>
-              <w:t>The threshold values, measure and approver levels are demo values (EBQ11); the FRS does not say whether "meets" means at or above the amount.</w:t>
+              <w:t>The threshold values, measure and approver levels are seed values (EBQ11); the FRS does not say whether "meets" means at or above the amount.</w:t>
             </w:r>
           </w:p>
         </w:tc>
@@ -27380,7 +27380,7 @@
               <w:rPr>
                 <w:sz w:val="17"/>
               </w:rPr>
-              <w:t>State "at or above" and give the BDOI values; the cases use the demo values.</w:t>
+              <w:t>State "at or above" and give the BDOI values; the cases use the seed values.</w:t>
             </w:r>
           </w:p>
         </w:tc>

--- a/docs/deliverables/out/Drop-2_Independent/TestPlans/BIBS_TestPlan_BRD-08_Employee_Benefits_Summary_v1.0.docx
+++ b/docs/deliverables/out/Drop-2_Independent/TestPlans/BIBS_TestPlan_BRD-08_Employee_Benefits_Summary_v1.0.docx
@@ -450,7 +450,7 @@
     </w:tbl>
     <w:p>
       <w:pPr>
-        <w:spacing w:before="3000" w:after="0"/>
+        <w:spacing w:before="2600" w:after="0"/>
       </w:pPr>
     </w:p>
     <w:p>
@@ -518,15 +518,8 @@
     </w:p>
     <w:p>
       <w:pPr>
-        <w:spacing w:after="0"/>
-      </w:pPr>
-      <w:r>
-        <w:br w:type="page"/>
-      </w:r>
-    </w:p>
-    <w:p>
-      <w:pPr>
         <w:pStyle w:val="BDOIFrontHeading"/>
+        <w:pageBreakBefore/>
       </w:pPr>
       <w:r>
         <w:t>Document Control</w:t>
